--- a/8 ПРАКТИКА/docs/Ind_zadanie__teh_pr_PI_bak.docx
+++ b/8 ПРАКТИКА/docs/Ind_zadanie__teh_pr_PI_bak.docx
@@ -1,6 +1,6 @@
 
 <file path=word/document.xml><?xml version="1.0" encoding="utf-8"?>
-<w:document xmlns:wpc="http://schemas.microsoft.com/office/word/2010/wordprocessingCanvas" xmlns:cx="http://schemas.microsoft.com/office/drawing/2014/chartex" xmlns:mc="http://schemas.openxmlformats.org/markup-compatibility/2006" xmlns:o="urn:schemas-microsoft-com:office:office" xmlns:r="http://schemas.openxmlformats.org/officeDocument/2006/relationships" xmlns:m="http://schemas.openxmlformats.org/officeDocument/2006/math" xmlns:v="urn:schemas-microsoft-com:vml" xmlns:wp14="http://schemas.microsoft.com/office/word/2010/wordprocessingDrawing" xmlns:wp="http://schemas.openxmlformats.org/drawingml/2006/wordprocessingDrawing" xmlns:w10="urn:schemas-microsoft-com:office:word" xmlns:w="http://schemas.openxmlformats.org/wordprocessingml/2006/main" xmlns:w14="http://schemas.microsoft.com/office/word/2010/wordml" xmlns:w15="http://schemas.microsoft.com/office/word/2012/wordml" xmlns:w16se="http://schemas.microsoft.com/office/word/2015/wordml/symex" xmlns:wpg="http://schemas.microsoft.com/office/word/2010/wordprocessingGroup" xmlns:wpi="http://schemas.microsoft.com/office/word/2010/wordprocessingInk" xmlns:wne="http://schemas.microsoft.com/office/word/2006/wordml" xmlns:wps="http://schemas.microsoft.com/office/word/2010/wordprocessingShape" mc:Ignorable="w14 w15 w16se wp14">
+<w:document xmlns:wpc="http://schemas.microsoft.com/office/word/2010/wordprocessingCanvas" xmlns:cx="http://schemas.microsoft.com/office/drawing/2014/chartex" xmlns:cx1="http://schemas.microsoft.com/office/drawing/2015/9/8/chartex" xmlns:cx2="http://schemas.microsoft.com/office/drawing/2015/10/21/chartex" xmlns:cx3="http://schemas.microsoft.com/office/drawing/2016/5/9/chartex" xmlns:cx4="http://schemas.microsoft.com/office/drawing/2016/5/10/chartex" xmlns:cx5="http://schemas.microsoft.com/office/drawing/2016/5/11/chartex" xmlns:cx6="http://schemas.microsoft.com/office/drawing/2016/5/12/chartex" xmlns:cx7="http://schemas.microsoft.com/office/drawing/2016/5/13/chartex" xmlns:cx8="http://schemas.microsoft.com/office/drawing/2016/5/14/chartex" xmlns:mc="http://schemas.openxmlformats.org/markup-compatibility/2006" xmlns:aink="http://schemas.microsoft.com/office/drawing/2016/ink" xmlns:am3d="http://schemas.microsoft.com/office/drawing/2017/model3d" xmlns:o="urn:schemas-microsoft-com:office:office" xmlns:oel="http://schemas.microsoft.com/office/2019/extlst" xmlns:r="http://schemas.openxmlformats.org/officeDocument/2006/relationships" xmlns:m="http://schemas.openxmlformats.org/officeDocument/2006/math" xmlns:v="urn:schemas-microsoft-com:vml" xmlns:wp14="http://schemas.microsoft.com/office/word/2010/wordprocessingDrawing" xmlns:wp="http://schemas.openxmlformats.org/drawingml/2006/wordprocessingDrawing" xmlns:w10="urn:schemas-microsoft-com:office:word" xmlns:w="http://schemas.openxmlformats.org/wordprocessingml/2006/main" xmlns:w14="http://schemas.microsoft.com/office/word/2010/wordml" xmlns:w15="http://schemas.microsoft.com/office/word/2012/wordml" xmlns:w16cex="http://schemas.microsoft.com/office/word/2018/wordml/cex" xmlns:w16cid="http://schemas.microsoft.com/office/word/2016/wordml/cid" xmlns:w16="http://schemas.microsoft.com/office/word/2018/wordml" xmlns:w16sdtdh="http://schemas.microsoft.com/office/word/2020/wordml/sdtdatahash" xmlns:w16se="http://schemas.microsoft.com/office/word/2015/wordml/symex" xmlns:wpg="http://schemas.microsoft.com/office/word/2010/wordprocessingGroup" xmlns:wpi="http://schemas.microsoft.com/office/word/2010/wordprocessingInk" xmlns:wne="http://schemas.microsoft.com/office/word/2006/wordml" xmlns:wps="http://schemas.microsoft.com/office/word/2010/wordprocessingShape" mc:Ignorable="w14 w15 w16se w16cid w16 w16cex w16sdtdh wp14">
   <w:body>
     <w:p>
       <w:pPr>
@@ -442,7 +442,6 @@
           <w:b/>
           <w:sz w:val="24"/>
           <w:szCs w:val="24"/>
-          <w:lang w:val="en-US"/>
         </w:rPr>
         <w:t>)</w:t>
       </w:r>
@@ -464,8 +463,6 @@
         </w:rPr>
         <w:t>практике</w:t>
       </w:r>
-      <w:bookmarkStart w:id="1" w:name="_GoBack"/>
-      <w:bookmarkEnd w:id="1"/>
     </w:p>
     <w:p>
       <w:pPr>
@@ -508,7 +505,26 @@
           <w:szCs w:val="24"/>
           <w:lang w:eastAsia="ru-RU"/>
         </w:rPr>
-        <w:t xml:space="preserve"> ___ курса</w:t>
+        <w:t xml:space="preserve"> _</w:t>
+      </w:r>
+      <w:r>
+        <w:rPr>
+          <w:rFonts w:ascii="Times New Roman" w:eastAsia="Times New Roman" w:hAnsi="Times New Roman" w:cs="Times New Roman"/>
+          <w:sz w:val="24"/>
+          <w:szCs w:val="24"/>
+          <w:u w:val="single"/>
+          <w:lang w:eastAsia="ru-RU"/>
+        </w:rPr>
+        <w:t>3</w:t>
+      </w:r>
+      <w:r>
+        <w:rPr>
+          <w:rFonts w:ascii="Times New Roman" w:eastAsia="Times New Roman" w:hAnsi="Times New Roman" w:cs="Times New Roman"/>
+          <w:sz w:val="24"/>
+          <w:szCs w:val="24"/>
+          <w:lang w:eastAsia="ru-RU"/>
+        </w:rPr>
+        <w:t>_ курса</w:t>
       </w:r>
       <w:r>
         <w:rPr>
@@ -562,7 +578,17 @@
           <w:szCs w:val="24"/>
           <w:lang w:eastAsia="ru-RU"/>
         </w:rPr>
-        <w:t xml:space="preserve"> № _______</w:t>
+        <w:t xml:space="preserve"> № </w:t>
+      </w:r>
+      <w:r>
+        <w:rPr>
+          <w:rFonts w:ascii="Times New Roman" w:eastAsia="Times New Roman" w:hAnsi="Times New Roman" w:cs="Times New Roman"/>
+          <w:sz w:val="24"/>
+          <w:szCs w:val="24"/>
+          <w:u w:val="single"/>
+          <w:lang w:eastAsia="ru-RU"/>
+        </w:rPr>
+        <w:t>Ик-731</w:t>
       </w:r>
     </w:p>
     <w:p>
@@ -582,9 +608,20 @@
           <w:color w:val="000000"/>
           <w:sz w:val="24"/>
           <w:szCs w:val="24"/>
-          <w:lang w:eastAsia="ru-RU"/>
-        </w:rPr>
-        <w:t>____________________________________________________________</w:t>
+          <w:u w:val="single"/>
+          <w:lang w:eastAsia="ru-RU"/>
+        </w:rPr>
+        <w:t>Соколов Дмитрий Александрович</w:t>
+      </w:r>
+      <w:r>
+        <w:rPr>
+          <w:rFonts w:ascii="Times New Roman" w:eastAsia="Times New Roman" w:hAnsi="Times New Roman" w:cs="Times New Roman"/>
+          <w:color w:val="000000"/>
+          <w:sz w:val="24"/>
+          <w:szCs w:val="24"/>
+          <w:lang w:eastAsia="ru-RU"/>
+        </w:rPr>
+        <w:t>________________________________________________</w:t>
       </w:r>
     </w:p>
     <w:p>
@@ -643,7 +680,70 @@
           <w:szCs w:val="24"/>
           <w:lang w:eastAsia="ru-RU"/>
         </w:rPr>
-        <w:t>Место прохождения практики: ___________________________________________________</w:t>
+        <w:t xml:space="preserve">Место прохождения практики: </w:t>
+      </w:r>
+      <w:r>
+        <w:rPr>
+          <w:rFonts w:ascii="Times New Roman" w:eastAsia="Times New Roman" w:hAnsi="Times New Roman" w:cs="Times New Roman"/>
+          <w:sz w:val="24"/>
+          <w:szCs w:val="24"/>
+          <w:lang w:eastAsia="ru-RU"/>
+        </w:rPr>
+        <w:t>___</w:t>
+      </w:r>
+      <w:r>
+        <w:rPr>
+          <w:rFonts w:ascii="Times New Roman" w:eastAsia="Times New Roman" w:hAnsi="Times New Roman" w:cs="Times New Roman"/>
+          <w:sz w:val="24"/>
+          <w:szCs w:val="24"/>
+          <w:u w:val="single"/>
+          <w:lang w:eastAsia="ru-RU"/>
+        </w:rPr>
+        <w:t>ООО «</w:t>
+      </w:r>
+      <w:proofErr w:type="spellStart"/>
+      <w:proofErr w:type="gramStart"/>
+      <w:r>
+        <w:rPr>
+          <w:rFonts w:ascii="Times New Roman" w:eastAsia="Times New Roman" w:hAnsi="Times New Roman" w:cs="Times New Roman"/>
+          <w:sz w:val="24"/>
+          <w:szCs w:val="24"/>
+          <w:u w:val="single"/>
+          <w:lang w:eastAsia="ru-RU"/>
+        </w:rPr>
+        <w:t>РТУ»_</w:t>
+      </w:r>
+      <w:proofErr w:type="gramEnd"/>
+      <w:r>
+        <w:rPr>
+          <w:rFonts w:ascii="Times New Roman" w:eastAsia="Times New Roman" w:hAnsi="Times New Roman" w:cs="Times New Roman"/>
+          <w:sz w:val="24"/>
+          <w:szCs w:val="24"/>
+          <w:u w:val="single"/>
+          <w:lang w:eastAsia="ru-RU"/>
+        </w:rPr>
+        <w:t>_Отдел</w:t>
+      </w:r>
+      <w:proofErr w:type="spellEnd"/>
+      <w:r>
+        <w:rPr>
+          <w:rFonts w:ascii="Times New Roman" w:eastAsia="Times New Roman" w:hAnsi="Times New Roman" w:cs="Times New Roman"/>
+          <w:sz w:val="24"/>
+          <w:szCs w:val="24"/>
+          <w:u w:val="single"/>
+          <w:lang w:eastAsia="ru-RU"/>
+        </w:rPr>
+        <w:t xml:space="preserve"> проектных разработок Департамента унифицированных коммуникаций Основного подразделения</w:t>
+      </w:r>
+      <w:r>
+        <w:rPr>
+          <w:rFonts w:ascii="Times New Roman" w:eastAsia="Times New Roman" w:hAnsi="Times New Roman" w:cs="Times New Roman"/>
+          <w:sz w:val="24"/>
+          <w:szCs w:val="24"/>
+          <w:u w:val="single"/>
+          <w:lang w:eastAsia="ru-RU"/>
+        </w:rPr>
+        <w:t>,</w:t>
       </w:r>
       <w:r>
         <w:rPr>
@@ -654,7 +754,7 @@
           <w:lang w:eastAsia="ru-RU"/>
         </w:rPr>
         <w:br/>
-        <w:t>_____________________________________________________________________________,</w:t>
+        <w:t>адрес организации:</w:t>
       </w:r>
       <w:r>
         <w:rPr>
@@ -664,8 +764,84 @@
           <w:szCs w:val="24"/>
           <w:lang w:eastAsia="ru-RU"/>
         </w:rPr>
-        <w:br/>
-        <w:t>адрес организации: ____________________________________________________________</w:t>
+        <w:t xml:space="preserve"> </w:t>
+      </w:r>
+      <w:r>
+        <w:rPr>
+          <w:rFonts w:ascii="Times New Roman" w:eastAsia="Times New Roman" w:hAnsi="Times New Roman" w:cs="Times New Roman"/>
+          <w:color w:val="000000"/>
+          <w:sz w:val="24"/>
+          <w:szCs w:val="24"/>
+          <w:u w:val="single"/>
+          <w:lang w:eastAsia="ru-RU"/>
+        </w:rPr>
+        <w:t>г.</w:t>
+      </w:r>
+      <w:r>
+        <w:rPr>
+          <w:rFonts w:ascii="Times New Roman" w:eastAsia="Times New Roman" w:hAnsi="Times New Roman" w:cs="Times New Roman"/>
+          <w:color w:val="000000"/>
+          <w:sz w:val="24"/>
+          <w:szCs w:val="24"/>
+          <w:u w:val="single"/>
+          <w:lang w:eastAsia="ru-RU"/>
+        </w:rPr>
+        <w:t xml:space="preserve"> </w:t>
+      </w:r>
+      <w:r>
+        <w:rPr>
+          <w:rFonts w:ascii="Times New Roman" w:eastAsia="Times New Roman" w:hAnsi="Times New Roman" w:cs="Times New Roman"/>
+          <w:color w:val="000000"/>
+          <w:sz w:val="24"/>
+          <w:szCs w:val="24"/>
+          <w:u w:val="single"/>
+          <w:lang w:eastAsia="ru-RU"/>
+        </w:rPr>
+        <w:t xml:space="preserve">Москва, </w:t>
+      </w:r>
+      <w:proofErr w:type="spellStart"/>
+      <w:r>
+        <w:rPr>
+          <w:rFonts w:ascii="Times New Roman" w:eastAsia="Times New Roman" w:hAnsi="Times New Roman" w:cs="Times New Roman"/>
+          <w:color w:val="000000"/>
+          <w:sz w:val="24"/>
+          <w:szCs w:val="24"/>
+          <w:u w:val="single"/>
+          <w:lang w:eastAsia="ru-RU"/>
+        </w:rPr>
+        <w:t>Балакиревский</w:t>
+      </w:r>
+      <w:proofErr w:type="spellEnd"/>
+      <w:r>
+        <w:rPr>
+          <w:rFonts w:ascii="Times New Roman" w:eastAsia="Times New Roman" w:hAnsi="Times New Roman" w:cs="Times New Roman"/>
+          <w:color w:val="000000"/>
+          <w:sz w:val="24"/>
+          <w:szCs w:val="24"/>
+          <w:u w:val="single"/>
+          <w:lang w:eastAsia="ru-RU"/>
+        </w:rPr>
+        <w:t xml:space="preserve"> пер. 21</w:t>
+      </w:r>
+      <w:r>
+        <w:rPr>
+          <w:rFonts w:ascii="Times New Roman" w:eastAsia="Times New Roman" w:hAnsi="Times New Roman" w:cs="Times New Roman"/>
+          <w:color w:val="000000"/>
+          <w:sz w:val="24"/>
+          <w:szCs w:val="24"/>
+          <w:lang w:eastAsia="ru-RU"/>
+        </w:rPr>
+        <w:t xml:space="preserve"> </w:t>
+      </w:r>
+      <w:r>
+        <w:rPr>
+          <w:rFonts w:ascii="Times New Roman" w:eastAsia="Times New Roman" w:hAnsi="Times New Roman" w:cs="Times New Roman"/>
+          <w:color w:val="000000"/>
+          <w:sz w:val="24"/>
+          <w:szCs w:val="24"/>
+          <w:lang w:eastAsia="ru-RU"/>
+        </w:rPr>
+        <w:t>_______________________________</w:t>
       </w:r>
     </w:p>
     <w:p>
@@ -761,7 +937,7 @@
           <w:szCs w:val="24"/>
           <w:lang w:eastAsia="ru-RU"/>
         </w:rPr>
-        <w:t>Срок прохождения практики с «___» __________ 20</w:t>
+        <w:t>Срок прохождения практики с «</w:t>
       </w:r>
       <w:r>
         <w:rPr>
@@ -771,7 +947,7 @@
           <w:szCs w:val="24"/>
           <w:lang w:eastAsia="ru-RU"/>
         </w:rPr>
-        <w:t>2_</w:t>
+        <w:t>27</w:t>
       </w:r>
       <w:r>
         <w:rPr>
@@ -781,7 +957,7 @@
           <w:szCs w:val="24"/>
           <w:lang w:eastAsia="ru-RU"/>
         </w:rPr>
-        <w:t xml:space="preserve"> г. по «__» __________ 20</w:t>
+        <w:t xml:space="preserve">» </w:t>
       </w:r>
       <w:r>
         <w:rPr>
@@ -791,7 +967,107 @@
           <w:szCs w:val="24"/>
           <w:lang w:eastAsia="ru-RU"/>
         </w:rPr>
-        <w:t>2_</w:t>
+        <w:t xml:space="preserve">апреля </w:t>
+      </w:r>
+      <w:r>
+        <w:rPr>
+          <w:rFonts w:ascii="Times New Roman" w:eastAsia="Times New Roman" w:hAnsi="Times New Roman" w:cs="Times New Roman"/>
+          <w:color w:val="000000"/>
+          <w:sz w:val="24"/>
+          <w:szCs w:val="24"/>
+          <w:lang w:eastAsia="ru-RU"/>
+        </w:rPr>
+        <w:t>20</w:t>
+      </w:r>
+      <w:r>
+        <w:rPr>
+          <w:rFonts w:ascii="Times New Roman" w:eastAsia="Times New Roman" w:hAnsi="Times New Roman" w:cs="Times New Roman"/>
+          <w:color w:val="000000"/>
+          <w:sz w:val="24"/>
+          <w:szCs w:val="24"/>
+          <w:lang w:eastAsia="ru-RU"/>
+        </w:rPr>
+        <w:t>2</w:t>
+      </w:r>
+      <w:r>
+        <w:rPr>
+          <w:rFonts w:ascii="Times New Roman" w:eastAsia="Times New Roman" w:hAnsi="Times New Roman" w:cs="Times New Roman"/>
+          <w:color w:val="000000"/>
+          <w:sz w:val="24"/>
+          <w:szCs w:val="24"/>
+          <w:lang w:eastAsia="ru-RU"/>
+        </w:rPr>
+        <w:t>6</w:t>
+      </w:r>
+      <w:r>
+        <w:rPr>
+          <w:rFonts w:ascii="Times New Roman" w:eastAsia="Times New Roman" w:hAnsi="Times New Roman" w:cs="Times New Roman"/>
+          <w:color w:val="000000"/>
+          <w:sz w:val="24"/>
+          <w:szCs w:val="24"/>
+          <w:lang w:eastAsia="ru-RU"/>
+        </w:rPr>
+        <w:t xml:space="preserve"> г. по «</w:t>
+      </w:r>
+      <w:r>
+        <w:rPr>
+          <w:rFonts w:ascii="Times New Roman" w:eastAsia="Times New Roman" w:hAnsi="Times New Roman" w:cs="Times New Roman"/>
+          <w:color w:val="000000"/>
+          <w:sz w:val="24"/>
+          <w:szCs w:val="24"/>
+          <w:lang w:eastAsia="ru-RU"/>
+        </w:rPr>
+        <w:t>26</w:t>
+      </w:r>
+      <w:r>
+        <w:rPr>
+          <w:rFonts w:ascii="Times New Roman" w:eastAsia="Times New Roman" w:hAnsi="Times New Roman" w:cs="Times New Roman"/>
+          <w:color w:val="000000"/>
+          <w:sz w:val="24"/>
+          <w:szCs w:val="24"/>
+          <w:lang w:eastAsia="ru-RU"/>
+        </w:rPr>
+        <w:t xml:space="preserve">» </w:t>
+      </w:r>
+      <w:r>
+        <w:rPr>
+          <w:rFonts w:ascii="Times New Roman" w:eastAsia="Times New Roman" w:hAnsi="Times New Roman" w:cs="Times New Roman"/>
+          <w:color w:val="000000"/>
+          <w:sz w:val="24"/>
+          <w:szCs w:val="24"/>
+          <w:lang w:eastAsia="ru-RU"/>
+        </w:rPr>
+        <w:t>мая</w:t>
+      </w:r>
+      <w:r>
+        <w:rPr>
+          <w:rFonts w:ascii="Times New Roman" w:eastAsia="Times New Roman" w:hAnsi="Times New Roman" w:cs="Times New Roman"/>
+          <w:color w:val="000000"/>
+          <w:sz w:val="24"/>
+          <w:szCs w:val="24"/>
+          <w:lang w:eastAsia="ru-RU"/>
+        </w:rPr>
+        <w:t xml:space="preserve"> 20</w:t>
+      </w:r>
+      <w:r>
+        <w:rPr>
+          <w:rFonts w:ascii="Times New Roman" w:eastAsia="Times New Roman" w:hAnsi="Times New Roman" w:cs="Times New Roman"/>
+          <w:color w:val="000000"/>
+          <w:sz w:val="24"/>
+          <w:szCs w:val="24"/>
+          <w:lang w:eastAsia="ru-RU"/>
+        </w:rPr>
+        <w:t>2</w:t>
+      </w:r>
+      <w:r>
+        <w:rPr>
+          <w:rFonts w:ascii="Times New Roman" w:eastAsia="Times New Roman" w:hAnsi="Times New Roman" w:cs="Times New Roman"/>
+          <w:color w:val="000000"/>
+          <w:sz w:val="24"/>
+          <w:szCs w:val="24"/>
+          <w:lang w:eastAsia="ru-RU"/>
+        </w:rPr>
+        <w:t>6</w:t>
       </w:r>
       <w:r>
         <w:rPr>
@@ -1309,7 +1585,41 @@
                 <w:szCs w:val="24"/>
                 <w:lang w:eastAsia="ru-RU"/>
               </w:rPr>
-              <w:t>____________________________________</w:t>
+              <w:t>_____</w:t>
+            </w:r>
+            <w:r>
+              <w:rPr>
+                <w:rFonts w:ascii="Times New Roman" w:hAnsi="Times New Roman"/>
+                <w:i/>
+                <w:sz w:val="24"/>
+                <w:szCs w:val="24"/>
+                <w:u w:val="single"/>
+                <w:lang w:eastAsia="ru-RU"/>
+              </w:rPr>
+              <w:t xml:space="preserve">С.М. </w:t>
+            </w:r>
+            <w:proofErr w:type="spellStart"/>
+            <w:r>
+              <w:rPr>
+                <w:rFonts w:ascii="Times New Roman" w:hAnsi="Times New Roman"/>
+                <w:i/>
+                <w:sz w:val="24"/>
+                <w:szCs w:val="24"/>
+                <w:u w:val="single"/>
+                <w:lang w:eastAsia="ru-RU"/>
+              </w:rPr>
+              <w:t>Митричев</w:t>
+            </w:r>
+            <w:proofErr w:type="spellEnd"/>
+            <w:r>
+              <w:rPr>
+                <w:rFonts w:ascii="Times New Roman" w:hAnsi="Times New Roman"/>
+                <w:i/>
+                <w:sz w:val="24"/>
+                <w:szCs w:val="24"/>
+                <w:lang w:eastAsia="ru-RU"/>
+              </w:rPr>
+              <w:t>_______</w:t>
             </w:r>
           </w:p>
           <w:p>
@@ -1381,6 +1691,7 @@
               </w:rPr>
               <w:t>«</w:t>
             </w:r>
+            <w:proofErr w:type="gramStart"/>
             <w:r>
               <w:rPr>
                 <w:rFonts w:ascii="Times New Roman" w:hAnsi="Times New Roman"/>
@@ -1400,7 +1711,18 @@
                 <w:szCs w:val="24"/>
                 <w:lang w:eastAsia="ru-RU"/>
               </w:rPr>
-              <w:t>»___</w:t>
+              <w:t>»_</w:t>
+            </w:r>
+            <w:proofErr w:type="gramEnd"/>
+            <w:r>
+              <w:rPr>
+                <w:rFonts w:ascii="Times New Roman" w:hAnsi="Times New Roman"/>
+                <w:i/>
+                <w:sz w:val="24"/>
+                <w:szCs w:val="24"/>
+                <w:lang w:eastAsia="ru-RU"/>
+              </w:rPr>
+              <w:t>__</w:t>
             </w:r>
             <w:r>
               <w:rPr>
@@ -1421,7 +1743,7 @@
                 <w:szCs w:val="24"/>
                 <w:lang w:eastAsia="ru-RU"/>
               </w:rPr>
-              <w:t>____________ 20_</w:t>
+              <w:t xml:space="preserve">____________ </w:t>
             </w:r>
             <w:r>
               <w:rPr>
@@ -1432,7 +1754,7 @@
                 <w:u w:val="single"/>
                 <w:lang w:eastAsia="ru-RU"/>
               </w:rPr>
-              <w:t>26</w:t>
+              <w:t>2026</w:t>
             </w:r>
             <w:r>
               <w:rPr>
@@ -1600,6 +1922,7 @@
               </w:rPr>
               <w:t>«</w:t>
             </w:r>
+            <w:proofErr w:type="gramStart"/>
             <w:r>
               <w:rPr>
                 <w:rFonts w:ascii="Times New Roman" w:hAnsi="Times New Roman"/>
@@ -1619,7 +1942,18 @@
                 <w:szCs w:val="24"/>
                 <w:lang w:eastAsia="ru-RU"/>
               </w:rPr>
-              <w:t>»___</w:t>
+              <w:t>»_</w:t>
+            </w:r>
+            <w:proofErr w:type="gramEnd"/>
+            <w:r>
+              <w:rPr>
+                <w:rFonts w:ascii="Times New Roman" w:hAnsi="Times New Roman"/>
+                <w:i/>
+                <w:sz w:val="24"/>
+                <w:szCs w:val="24"/>
+                <w:lang w:eastAsia="ru-RU"/>
+              </w:rPr>
+              <w:t>__</w:t>
             </w:r>
             <w:r>
               <w:rPr>
@@ -1640,12 +1974,23 @@
                 <w:szCs w:val="24"/>
                 <w:lang w:eastAsia="ru-RU"/>
               </w:rPr>
-              <w:t>____________ 20_</w:t>
+              <w:t xml:space="preserve">____________ </w:t>
             </w:r>
             <w:r>
               <w:rPr>
                 <w:rFonts w:ascii="Times New Roman" w:hAnsi="Times New Roman"/>
-                <w:i/>
+                <w:iCs/>
+                <w:sz w:val="24"/>
+                <w:szCs w:val="24"/>
+                <w:u w:val="single"/>
+                <w:lang w:eastAsia="ru-RU"/>
+              </w:rPr>
+              <w:t>20</w:t>
+            </w:r>
+            <w:r>
+              <w:rPr>
+                <w:rFonts w:ascii="Times New Roman" w:hAnsi="Times New Roman"/>
+                <w:iCs/>
                 <w:sz w:val="24"/>
                 <w:szCs w:val="24"/>
                 <w:u w:val="single"/>
@@ -1758,7 +2103,7 @@
           <w:szCs w:val="24"/>
           <w:lang w:eastAsia="ru-RU"/>
         </w:rPr>
-        <w:t>__ 20_</w:t>
+        <w:t>__ 20</w:t>
       </w:r>
       <w:r>
         <w:rPr>
@@ -1852,7 +2197,7 @@
 </file>
 
 <file path=word/endnotes.xml><?xml version="1.0" encoding="utf-8"?>
-<w:endnotes xmlns:wpc="http://schemas.microsoft.com/office/word/2010/wordprocessingCanvas" xmlns:cx="http://schemas.microsoft.com/office/drawing/2014/chartex" xmlns:mc="http://schemas.openxmlformats.org/markup-compatibility/2006" xmlns:o="urn:schemas-microsoft-com:office:office" xmlns:r="http://schemas.openxmlformats.org/officeDocument/2006/relationships" xmlns:m="http://schemas.openxmlformats.org/officeDocument/2006/math" xmlns:v="urn:schemas-microsoft-com:vml" xmlns:wp14="http://schemas.microsoft.com/office/word/2010/wordprocessingDrawing" xmlns:wp="http://schemas.openxmlformats.org/drawingml/2006/wordprocessingDrawing" xmlns:w10="urn:schemas-microsoft-com:office:word" xmlns:w="http://schemas.openxmlformats.org/wordprocessingml/2006/main" xmlns:w14="http://schemas.microsoft.com/office/word/2010/wordml" xmlns:w15="http://schemas.microsoft.com/office/word/2012/wordml" xmlns:w16se="http://schemas.microsoft.com/office/word/2015/wordml/symex" xmlns:wpg="http://schemas.microsoft.com/office/word/2010/wordprocessingGroup" xmlns:wpi="http://schemas.microsoft.com/office/word/2010/wordprocessingInk" xmlns:wne="http://schemas.microsoft.com/office/word/2006/wordml" xmlns:wps="http://schemas.microsoft.com/office/word/2010/wordprocessingShape" mc:Ignorable="w14 w15 w16se wp14">
+<w:endnotes xmlns:wpc="http://schemas.microsoft.com/office/word/2010/wordprocessingCanvas" xmlns:cx="http://schemas.microsoft.com/office/drawing/2014/chartex" xmlns:cx1="http://schemas.microsoft.com/office/drawing/2015/9/8/chartex" xmlns:cx2="http://schemas.microsoft.com/office/drawing/2015/10/21/chartex" xmlns:cx3="http://schemas.microsoft.com/office/drawing/2016/5/9/chartex" xmlns:cx4="http://schemas.microsoft.com/office/drawing/2016/5/10/chartex" xmlns:cx5="http://schemas.microsoft.com/office/drawing/2016/5/11/chartex" xmlns:cx6="http://schemas.microsoft.com/office/drawing/2016/5/12/chartex" xmlns:cx7="http://schemas.microsoft.com/office/drawing/2016/5/13/chartex" xmlns:cx8="http://schemas.microsoft.com/office/drawing/2016/5/14/chartex" xmlns:mc="http://schemas.openxmlformats.org/markup-compatibility/2006" xmlns:aink="http://schemas.microsoft.com/office/drawing/2016/ink" xmlns:am3d="http://schemas.microsoft.com/office/drawing/2017/model3d" xmlns:o="urn:schemas-microsoft-com:office:office" xmlns:oel="http://schemas.microsoft.com/office/2019/extlst" xmlns:r="http://schemas.openxmlformats.org/officeDocument/2006/relationships" xmlns:m="http://schemas.openxmlformats.org/officeDocument/2006/math" xmlns:v="urn:schemas-microsoft-com:vml" xmlns:wp14="http://schemas.microsoft.com/office/word/2010/wordprocessingDrawing" xmlns:wp="http://schemas.openxmlformats.org/drawingml/2006/wordprocessingDrawing" xmlns:w10="urn:schemas-microsoft-com:office:word" xmlns:w="http://schemas.openxmlformats.org/wordprocessingml/2006/main" xmlns:w14="http://schemas.microsoft.com/office/word/2010/wordml" xmlns:w15="http://schemas.microsoft.com/office/word/2012/wordml" xmlns:w16cex="http://schemas.microsoft.com/office/word/2018/wordml/cex" xmlns:w16cid="http://schemas.microsoft.com/office/word/2016/wordml/cid" xmlns:w16="http://schemas.microsoft.com/office/word/2018/wordml" xmlns:w16sdtdh="http://schemas.microsoft.com/office/word/2020/wordml/sdtdatahash" xmlns:w16se="http://schemas.microsoft.com/office/word/2015/wordml/symex" xmlns:wpg="http://schemas.microsoft.com/office/word/2010/wordprocessingGroup" xmlns:wpi="http://schemas.microsoft.com/office/word/2010/wordprocessingInk" xmlns:wne="http://schemas.microsoft.com/office/word/2006/wordml" xmlns:wps="http://schemas.microsoft.com/office/word/2010/wordprocessingShape" mc:Ignorable="w14 w15 w16se w16cid w16 w16cex w16sdtdh wp14">
   <w:endnote w:type="separator" w:id="-1">
     <w:p>
       <w:pPr>
@@ -1877,7 +2222,7 @@
 </file>
 
 <file path=word/footnotes.xml><?xml version="1.0" encoding="utf-8"?>
-<w:footnotes xmlns:wpc="http://schemas.microsoft.com/office/word/2010/wordprocessingCanvas" xmlns:cx="http://schemas.microsoft.com/office/drawing/2014/chartex" xmlns:mc="http://schemas.openxmlformats.org/markup-compatibility/2006" xmlns:o="urn:schemas-microsoft-com:office:office" xmlns:r="http://schemas.openxmlformats.org/officeDocument/2006/relationships" xmlns:m="http://schemas.openxmlformats.org/officeDocument/2006/math" xmlns:v="urn:schemas-microsoft-com:vml" xmlns:wp14="http://schemas.microsoft.com/office/word/2010/wordprocessingDrawing" xmlns:wp="http://schemas.openxmlformats.org/drawingml/2006/wordprocessingDrawing" xmlns:w10="urn:schemas-microsoft-com:office:word" xmlns:w="http://schemas.openxmlformats.org/wordprocessingml/2006/main" xmlns:w14="http://schemas.microsoft.com/office/word/2010/wordml" xmlns:w15="http://schemas.microsoft.com/office/word/2012/wordml" xmlns:w16se="http://schemas.microsoft.com/office/word/2015/wordml/symex" xmlns:wpg="http://schemas.microsoft.com/office/word/2010/wordprocessingGroup" xmlns:wpi="http://schemas.microsoft.com/office/word/2010/wordprocessingInk" xmlns:wne="http://schemas.microsoft.com/office/word/2006/wordml" xmlns:wps="http://schemas.microsoft.com/office/word/2010/wordprocessingShape" mc:Ignorable="w14 w15 w16se wp14">
+<w:footnotes xmlns:wpc="http://schemas.microsoft.com/office/word/2010/wordprocessingCanvas" xmlns:cx="http://schemas.microsoft.com/office/drawing/2014/chartex" xmlns:cx1="http://schemas.microsoft.com/office/drawing/2015/9/8/chartex" xmlns:cx2="http://schemas.microsoft.com/office/drawing/2015/10/21/chartex" xmlns:cx3="http://schemas.microsoft.com/office/drawing/2016/5/9/chartex" xmlns:cx4="http://schemas.microsoft.com/office/drawing/2016/5/10/chartex" xmlns:cx5="http://schemas.microsoft.com/office/drawing/2016/5/11/chartex" xmlns:cx6="http://schemas.microsoft.com/office/drawing/2016/5/12/chartex" xmlns:cx7="http://schemas.microsoft.com/office/drawing/2016/5/13/chartex" xmlns:cx8="http://schemas.microsoft.com/office/drawing/2016/5/14/chartex" xmlns:mc="http://schemas.openxmlformats.org/markup-compatibility/2006" xmlns:aink="http://schemas.microsoft.com/office/drawing/2016/ink" xmlns:am3d="http://schemas.microsoft.com/office/drawing/2017/model3d" xmlns:o="urn:schemas-microsoft-com:office:office" xmlns:oel="http://schemas.microsoft.com/office/2019/extlst" xmlns:r="http://schemas.openxmlformats.org/officeDocument/2006/relationships" xmlns:m="http://schemas.openxmlformats.org/officeDocument/2006/math" xmlns:v="urn:schemas-microsoft-com:vml" xmlns:wp14="http://schemas.microsoft.com/office/word/2010/wordprocessingDrawing" xmlns:wp="http://schemas.openxmlformats.org/drawingml/2006/wordprocessingDrawing" xmlns:w10="urn:schemas-microsoft-com:office:word" xmlns:w="http://schemas.openxmlformats.org/wordprocessingml/2006/main" xmlns:w14="http://schemas.microsoft.com/office/word/2010/wordml" xmlns:w15="http://schemas.microsoft.com/office/word/2012/wordml" xmlns:w16cex="http://schemas.microsoft.com/office/word/2018/wordml/cex" xmlns:w16cid="http://schemas.microsoft.com/office/word/2016/wordml/cid" xmlns:w16="http://schemas.microsoft.com/office/word/2018/wordml" xmlns:w16sdtdh="http://schemas.microsoft.com/office/word/2020/wordml/sdtdatahash" xmlns:w16se="http://schemas.microsoft.com/office/word/2015/wordml/symex" xmlns:wpg="http://schemas.microsoft.com/office/word/2010/wordprocessingGroup" xmlns:wpi="http://schemas.microsoft.com/office/word/2010/wordprocessingInk" xmlns:wne="http://schemas.microsoft.com/office/word/2006/wordml" xmlns:wps="http://schemas.microsoft.com/office/word/2010/wordprocessingShape" mc:Ignorable="w14 w15 w16se w16cid w16 w16cex w16sdtdh wp14">
   <w:footnote w:type="separator" w:id="-1">
     <w:p>
       <w:pPr>
@@ -1925,7 +2270,7 @@
 </file>
 
 <file path=word/numbering.xml><?xml version="1.0" encoding="utf-8"?>
-<w:numbering xmlns:wpc="http://schemas.microsoft.com/office/word/2010/wordprocessingCanvas" xmlns:cx="http://schemas.microsoft.com/office/drawing/2014/chartex" xmlns:mc="http://schemas.openxmlformats.org/markup-compatibility/2006" xmlns:o="urn:schemas-microsoft-com:office:office" xmlns:r="http://schemas.openxmlformats.org/officeDocument/2006/relationships" xmlns:m="http://schemas.openxmlformats.org/officeDocument/2006/math" xmlns:v="urn:schemas-microsoft-com:vml" xmlns:wp14="http://schemas.microsoft.com/office/word/2010/wordprocessingDrawing" xmlns:wp="http://schemas.openxmlformats.org/drawingml/2006/wordprocessingDrawing" xmlns:w10="urn:schemas-microsoft-com:office:word" xmlns:w="http://schemas.openxmlformats.org/wordprocessingml/2006/main" xmlns:w14="http://schemas.microsoft.com/office/word/2010/wordml" xmlns:w15="http://schemas.microsoft.com/office/word/2012/wordml" xmlns:w16se="http://schemas.microsoft.com/office/word/2015/wordml/symex" xmlns:wpg="http://schemas.microsoft.com/office/word/2010/wordprocessingGroup" xmlns:wpi="http://schemas.microsoft.com/office/word/2010/wordprocessingInk" xmlns:wne="http://schemas.microsoft.com/office/word/2006/wordml" xmlns:wps="http://schemas.microsoft.com/office/word/2010/wordprocessingShape" mc:Ignorable="w14 w15 w16se wp14">
+<w:numbering xmlns:wpc="http://schemas.microsoft.com/office/word/2010/wordprocessingCanvas" xmlns:cx="http://schemas.microsoft.com/office/drawing/2014/chartex" xmlns:cx1="http://schemas.microsoft.com/office/drawing/2015/9/8/chartex" xmlns:cx2="http://schemas.microsoft.com/office/drawing/2015/10/21/chartex" xmlns:cx3="http://schemas.microsoft.com/office/drawing/2016/5/9/chartex" xmlns:cx4="http://schemas.microsoft.com/office/drawing/2016/5/10/chartex" xmlns:cx5="http://schemas.microsoft.com/office/drawing/2016/5/11/chartex" xmlns:cx6="http://schemas.microsoft.com/office/drawing/2016/5/12/chartex" xmlns:cx7="http://schemas.microsoft.com/office/drawing/2016/5/13/chartex" xmlns:cx8="http://schemas.microsoft.com/office/drawing/2016/5/14/chartex" xmlns:mc="http://schemas.openxmlformats.org/markup-compatibility/2006" xmlns:aink="http://schemas.microsoft.com/office/drawing/2016/ink" xmlns:am3d="http://schemas.microsoft.com/office/drawing/2017/model3d" xmlns:o="urn:schemas-microsoft-com:office:office" xmlns:oel="http://schemas.microsoft.com/office/2019/extlst" xmlns:r="http://schemas.openxmlformats.org/officeDocument/2006/relationships" xmlns:m="http://schemas.openxmlformats.org/officeDocument/2006/math" xmlns:v="urn:schemas-microsoft-com:vml" xmlns:wp14="http://schemas.microsoft.com/office/word/2010/wordprocessingDrawing" xmlns:wp="http://schemas.openxmlformats.org/drawingml/2006/wordprocessingDrawing" xmlns:w10="urn:schemas-microsoft-com:office:word" xmlns:w="http://schemas.openxmlformats.org/wordprocessingml/2006/main" xmlns:w14="http://schemas.microsoft.com/office/word/2010/wordml" xmlns:w15="http://schemas.microsoft.com/office/word/2012/wordml" xmlns:w16cex="http://schemas.microsoft.com/office/word/2018/wordml/cex" xmlns:w16cid="http://schemas.microsoft.com/office/word/2016/wordml/cid" xmlns:w16="http://schemas.microsoft.com/office/word/2018/wordml" xmlns:w16sdtdh="http://schemas.microsoft.com/office/word/2020/wordml/sdtdatahash" xmlns:w16se="http://schemas.microsoft.com/office/word/2015/wordml/symex" xmlns:wpg="http://schemas.microsoft.com/office/word/2010/wordprocessingGroup" xmlns:wpi="http://schemas.microsoft.com/office/word/2010/wordprocessingInk" xmlns:wne="http://schemas.microsoft.com/office/word/2006/wordml" xmlns:wps="http://schemas.microsoft.com/office/word/2010/wordprocessingShape" mc:Ignorable="w14 w15 w16se w16cid w16 w16cex w16sdtdh wp14">
   <w:abstractNum w:abstractNumId="0" w15:restartNumberingAfterBreak="0">
     <w:nsid w:val="05A52BEF"/>
     <w:multiLevelType w:val="hybridMultilevel"/>
@@ -4785,95 +5130,95 @@
       </w:pPr>
     </w:lvl>
   </w:abstractNum>
-  <w:num w:numId="1">
+  <w:num w:numId="1" w16cid:durableId="380981735">
     <w:abstractNumId w:val="10"/>
   </w:num>
-  <w:num w:numId="2">
+  <w:num w:numId="2" w16cid:durableId="129595331">
     <w:abstractNumId w:val="17"/>
   </w:num>
-  <w:num w:numId="3">
+  <w:num w:numId="3" w16cid:durableId="41951355">
     <w:abstractNumId w:val="5"/>
   </w:num>
-  <w:num w:numId="4">
+  <w:num w:numId="4" w16cid:durableId="486213201">
     <w:abstractNumId w:val="19"/>
   </w:num>
-  <w:num w:numId="5">
+  <w:num w:numId="5" w16cid:durableId="1508322789">
     <w:abstractNumId w:val="8"/>
   </w:num>
-  <w:num w:numId="6">
+  <w:num w:numId="6" w16cid:durableId="1917010010">
     <w:abstractNumId w:val="14"/>
   </w:num>
-  <w:num w:numId="7">
+  <w:num w:numId="7" w16cid:durableId="20979798">
     <w:abstractNumId w:val="21"/>
   </w:num>
-  <w:num w:numId="8">
+  <w:num w:numId="8" w16cid:durableId="1862090957">
     <w:abstractNumId w:val="2"/>
   </w:num>
-  <w:num w:numId="9">
+  <w:num w:numId="9" w16cid:durableId="1454251860">
     <w:abstractNumId w:val="27"/>
   </w:num>
-  <w:num w:numId="10">
+  <w:num w:numId="10" w16cid:durableId="1861161525">
     <w:abstractNumId w:val="0"/>
   </w:num>
-  <w:num w:numId="11">
+  <w:num w:numId="11" w16cid:durableId="1620528949">
     <w:abstractNumId w:val="20"/>
   </w:num>
-  <w:num w:numId="12">
+  <w:num w:numId="12" w16cid:durableId="1503204458">
     <w:abstractNumId w:val="22"/>
   </w:num>
-  <w:num w:numId="13">
+  <w:num w:numId="13" w16cid:durableId="1177043584">
     <w:abstractNumId w:val="3"/>
   </w:num>
-  <w:num w:numId="14">
+  <w:num w:numId="14" w16cid:durableId="981272620">
     <w:abstractNumId w:val="16"/>
   </w:num>
-  <w:num w:numId="15">
+  <w:num w:numId="15" w16cid:durableId="1070418546">
     <w:abstractNumId w:val="1"/>
   </w:num>
-  <w:num w:numId="16">
+  <w:num w:numId="16" w16cid:durableId="1121606954">
     <w:abstractNumId w:val="25"/>
   </w:num>
-  <w:num w:numId="17">
+  <w:num w:numId="17" w16cid:durableId="1656764357">
     <w:abstractNumId w:val="12"/>
   </w:num>
-  <w:num w:numId="18">
+  <w:num w:numId="18" w16cid:durableId="969550992">
     <w:abstractNumId w:val="6"/>
   </w:num>
-  <w:num w:numId="19">
+  <w:num w:numId="19" w16cid:durableId="887455649">
     <w:abstractNumId w:val="24"/>
   </w:num>
-  <w:num w:numId="20">
+  <w:num w:numId="20" w16cid:durableId="2047482600">
     <w:abstractNumId w:val="26"/>
   </w:num>
-  <w:num w:numId="21">
+  <w:num w:numId="21" w16cid:durableId="1142238517">
     <w:abstractNumId w:val="11"/>
   </w:num>
-  <w:num w:numId="22">
+  <w:num w:numId="22" w16cid:durableId="108672519">
     <w:abstractNumId w:val="7"/>
   </w:num>
-  <w:num w:numId="23">
+  <w:num w:numId="23" w16cid:durableId="257913718">
     <w:abstractNumId w:val="18"/>
   </w:num>
-  <w:num w:numId="24">
+  <w:num w:numId="24" w16cid:durableId="1811441811">
     <w:abstractNumId w:val="13"/>
   </w:num>
-  <w:num w:numId="25">
+  <w:num w:numId="25" w16cid:durableId="1216238917">
     <w:abstractNumId w:val="4"/>
   </w:num>
-  <w:num w:numId="26">
+  <w:num w:numId="26" w16cid:durableId="1218668000">
     <w:abstractNumId w:val="23"/>
   </w:num>
-  <w:num w:numId="27">
+  <w:num w:numId="27" w16cid:durableId="545148056">
     <w:abstractNumId w:val="15"/>
   </w:num>
-  <w:num w:numId="28">
+  <w:num w:numId="28" w16cid:durableId="1360006740">
     <w:abstractNumId w:val="9"/>
   </w:num>
 </w:numbering>
 </file>
 
 <file path=word/styles.xml><?xml version="1.0" encoding="utf-8"?>
-<w:styles xmlns:mc="http://schemas.openxmlformats.org/markup-compatibility/2006" xmlns:r="http://schemas.openxmlformats.org/officeDocument/2006/relationships" xmlns:w="http://schemas.openxmlformats.org/wordprocessingml/2006/main" xmlns:w14="http://schemas.microsoft.com/office/word/2010/wordml" xmlns:w15="http://schemas.microsoft.com/office/word/2012/wordml" xmlns:w16se="http://schemas.microsoft.com/office/word/2015/wordml/symex" mc:Ignorable="w14 w15 w16se">
+<w:styles xmlns:mc="http://schemas.openxmlformats.org/markup-compatibility/2006" xmlns:r="http://schemas.openxmlformats.org/officeDocument/2006/relationships" xmlns:w="http://schemas.openxmlformats.org/wordprocessingml/2006/main" xmlns:w14="http://schemas.microsoft.com/office/word/2010/wordml" xmlns:w15="http://schemas.microsoft.com/office/word/2012/wordml" xmlns:w16cex="http://schemas.microsoft.com/office/word/2018/wordml/cex" xmlns:w16cid="http://schemas.microsoft.com/office/word/2016/wordml/cid" xmlns:w16="http://schemas.microsoft.com/office/word/2018/wordml" xmlns:w16sdtdh="http://schemas.microsoft.com/office/word/2020/wordml/sdtdatahash" xmlns:w16se="http://schemas.microsoft.com/office/word/2015/wordml/symex" mc:Ignorable="w14 w15 w16se w16cid w16 w16cex w16sdtdh">
   <w:docDefaults>
     <w:rPrDefault>
       <w:rPr>
@@ -4889,7 +5234,7 @@
       </w:pPr>
     </w:pPrDefault>
   </w:docDefaults>
-  <w:latentStyles w:defLockedState="0" w:defUIPriority="99" w:defSemiHidden="0" w:defUnhideWhenUsed="0" w:defQFormat="0" w:count="371">
+  <w:latentStyles w:defLockedState="0" w:defUIPriority="99" w:defSemiHidden="0" w:defUnhideWhenUsed="0" w:defQFormat="0" w:count="376">
     <w:lsdException w:name="Normal" w:uiPriority="0" w:qFormat="1"/>
     <w:lsdException w:name="heading 1" w:uiPriority="9" w:qFormat="1"/>
     <w:lsdException w:name="heading 2" w:semiHidden="1" w:uiPriority="9" w:unhideWhenUsed="1" w:qFormat="1"/>
@@ -5261,6 +5606,11 @@
     <w:lsdException w:name="List Table 5 Dark Accent 6" w:uiPriority="50"/>
     <w:lsdException w:name="List Table 6 Colorful Accent 6" w:uiPriority="51"/>
     <w:lsdException w:name="List Table 7 Colorful Accent 6" w:uiPriority="52"/>
+    <w:lsdException w:name="Mention" w:semiHidden="1" w:unhideWhenUsed="1"/>
+    <w:lsdException w:name="Smart Hyperlink" w:semiHidden="1" w:unhideWhenUsed="1"/>
+    <w:lsdException w:name="Hashtag" w:semiHidden="1" w:unhideWhenUsed="1"/>
+    <w:lsdException w:name="Unresolved Mention" w:semiHidden="1" w:unhideWhenUsed="1"/>
+    <w:lsdException w:name="Smart Link" w:semiHidden="1" w:unhideWhenUsed="1"/>
   </w:latentStyles>
   <w:style w:type="paragraph" w:default="1" w:styleId="a">
     <w:name w:val="Normal"/>
